--- a/docs/guides/GUIDE_GERANT.docx
+++ b/docs/guides/GUIDE_GERANT.docx
@@ -2046,6 +2046,19 @@
       </w:pPr>
       <w:r>
         <w:t>Laissez la clé USB des sauvegardes branchée.</w:t>
+      </w:r>
+    </w:p>
+    <w:p>
+      <w:pPr>
+        <w:pStyle w:val="Heading1"/>
+      </w:pPr>
+      <w:r>
+        <w:t>18. Fermer l'application</w:t>
+      </w:r>
+    </w:p>
+    <w:p>
+      <w:r>
+        <w:t>L'application occupe tout l'écran et s'ouvre seule quand l'ordinateur s'allume. La caissière ne peut pas la fermer. Pour la fermer (à la demande du technicien, par exemple) : en bas du menu, touchez « Quitter l'application », puis confirmez. Pour la rouvrir : l'icône « Ma Boutique POS » du bureau.</w:t>
       </w:r>
     </w:p>
     <w:sectPr>
